--- a/family-court-metric-catalog/docs/07-coercive-control/cc-02-literature-and-instruments.docx
+++ b/family-court-metric-catalog/docs/07-coercive-control/cc-02-literature-and-instruments.docx
@@ -310,7 +310,7 @@
         <w:spacing w:after="160"/>
       </w:pPr>
       <w:r>
-        <w:t xml:space="preserve">Jennifer Hardesty's research program established empirically that coercive control frequently continues after separation and often uses the family court system as its instrument. Hardesty &amp; Ganong (2006) and Hardesty et al. (2015) specifically document the use of custody and parenting-time proceedings as mechanisms of continued control.</w:t>
+        <w:t xml:space="preserve">Jennifer Hardesty's research program established empirically that coercive control frequently continues after separation and often uses the family court system as its instrument. Hardesty &amp; Ganong (2006) and Hardesty et al. (2016) specifically document the use of custody and parenting-time proceedings as mechanisms of continued control.</w:t>
       </w:r>
     </w:p>
     <w:p>
@@ -1691,7 +1691,7 @@
         <w:spacing w:after="80"/>
       </w:pPr>
       <w:r>
-        <w:t xml:space="preserve">Hardesty, J. L., et al. (2015). Marital violence and coparenting quality after separation. Journal of Family Psychology.</w:t>
+        <w:t xml:space="preserve">Hardesty, J. L., et al. (2016). Marital violence and coparenting quality after separation. Journal of Family Psychology.</w:t>
       </w:r>
     </w:p>
     <w:p>
